--- a/Five_verified_evaluator_examples.docx
+++ b/Five_verified_evaluator_examples.docx
@@ -61,10 +61,10 @@
         <w:rPr>
           <w:rStyle w:val="MdStrong"/>
         </w:rPr>
-        <w:t>Gforth 0.7.9_20260729 amd64</w:t>
-      </w:r>
-      <w:r>
-        <w:t xml:space="preserve"> runtime. The executable reports itself as an ELF 64-bit x86-64 binary. It was built from the current official Gforth source snapshot dated 2026-07-29.[1] [2]</w:t>
+        <w:t>Gforth 0.7.9_20260819 amd64</w:t>
+      </w:r>
+      <w:r>
+        <w:t xml:space="preserve"> runtime. The executable reports itself as an ELF 64-bit x86-64 binary. It was built from the current official Gforth source snapshot dated 2026-08-19.[1] [2]</w:t>
       </w:r>
     </w:p>
     <w:p>
@@ -78,7 +78,7 @@
         <w:pStyle w:val="MdBlockquote"/>
       </w:pPr>
       <w:r>
-        <w:t>The Ubuntu-provided Gforth 0.7.3 package overflowed its dictionary while loading the supplied evaluator. The newer 64-bit build uses a 64 MiB dictionary and loads the evaluator successfully.</w:t>
+        <w:t>The Ubuntu-provided Gforth 0.7.3 package overflowed its dictionary while loading the supplied evaluator. The current launcher gives the newer 64-bit build a 4 MiB dictionary, which loads the evaluator successfully.</w:t>
       </w:r>
     </w:p>
     <w:p>
@@ -662,7 +662,7 @@
               <w:rPr>
                 <w:u w:val="single"/>
               </w:rPr>
-              <w:t>PEEK2 ( a-addr[1] -- X[2] X )</w:t>
+              <w:t>PEEK2 ( a-addr -- X X )</w:t>
             </w:r>
           </w:p>
         </w:tc>
@@ -1365,7 +1365,7 @@
           <w:sz w:val="20"/>
           <w:szCs w:val="20"/>
         </w:rPr>
-        <w:t>PEEK2 ( a-addr[1] -- X[2] X )</w:t>
+        <w:t>PEEK2 ( a-addr -- X X )</w:t>
       </w:r>
     </w:p>
     <w:p>
@@ -1452,7 +1452,7 @@
         <w:t>flag</w:t>
       </w:r>
       <w:r>
-        <w:t>.</w:t>
+        <w:t>. The branch meet keeps the common subtype at inputs, the common supertype at outputs, and only identities guaranteed by both paths.</w:t>
       </w:r>
     </w:p>
     <w:p>
